--- a/ComponentesMetodologicos/Componente_metodologico_cerebrum.docx
+++ b/ComponentesMetodologicos/Componente_metodologico_cerebrum.docx
@@ -209,7 +209,13 @@
     </w:p>
     <w:p>
       <w:r>
-        <w:t>El aplicativo estará enfocado en apoyar la preparación de estudiantes para exámenes mediante trivias en áreas básicas como matemáticas, sociales y biología.</w:t>
+        <w:t>El aplicativo estará enfocado en apoyar la preparación de estudiantes para exámenes mediante trivias en áreas básicas como matemáticas, sociales</w:t>
+      </w:r>
+      <w:r>
+        <w:t>, lectura</w:t>
+      </w:r>
+      <w:r>
+        <w:t xml:space="preserve"> y biología.</w:t>
       </w:r>
     </w:p>
     <w:p>
@@ -343,13 +349,7 @@
     </w:p>
     <w:p>
       <w:r>
-        <w:t xml:space="preserve">Este aplicativo funcionará como una herramienta complementaria de estudio basada en </w:t>
-      </w:r>
-      <w:r>
-        <w:t>micro aprendizaje</w:t>
-      </w:r>
-      <w:r>
-        <w:t>, permitiendo a los estudiantes practicar de forma constante, mejorar su rendimiento y familiarizarse con el tipo de preguntas de los exámenes.</w:t>
+        <w:t>Este aplicativo funcionará como una herramienta complementaria de estudio basada en micro aprendizaje, permitiendo a los estudiantes practicar de forma constante, mejorar su rendimiento y familiarizarse con el tipo de preguntas de los exámenes.</w:t>
       </w:r>
     </w:p>
     <w:p/>
@@ -408,19 +408,7 @@
         <w:rPr>
           <w:color w:val="000000" w:themeColor="text1"/>
         </w:rPr>
-        <w:t xml:space="preserve">El uso de niveles, vidas y recompensas fomenta el hábito de estudio diario, mientras que el </w:t>
-      </w:r>
-      <w:r>
-        <w:rPr>
-          <w:color w:val="000000" w:themeColor="text1"/>
-        </w:rPr>
-        <w:t>micro aprendizaje</w:t>
-      </w:r>
-      <w:r>
-        <w:rPr>
-          <w:color w:val="000000" w:themeColor="text1"/>
-        </w:rPr>
-        <w:t xml:space="preserve"> facilita la comprensión al presentar contenidos en pequeñas dosis. Además, el sistema de usuarios (premium y no premium) garantiza accesibilidad, ofreciendo funciones básicas gratuitas y mejoras opcionales.</w:t>
+        <w:t>El uso de niveles, vidas y recompensas fomenta el hábito de estudio diario, mientras que el micro aprendizaje facilita la comprensión al presentar contenidos en pequeñas dosis. Además, el sistema de usuarios (premium y no premium) garantiza accesibilidad, ofreciendo funciones básicas gratuitas y mejoras opcionales.</w:t>
       </w:r>
     </w:p>
     <w:p>
@@ -1689,6 +1677,7 @@
   <w:style w:type="character" w:default="1" w:styleId="Fuentedeprrafopredeter">
     <w:name w:val="Default Paragraph Font"/>
     <w:uiPriority w:val="1"/>
+    <w:semiHidden/>
     <w:unhideWhenUsed/>
   </w:style>
   <w:style w:type="table" w:default="1" w:styleId="Tablanormal">
